--- a/THARUN PUTANI.docx
+++ b/THARUN PUTANI.docx
@@ -397,7 +397,13 @@
         <w:t>Ibus Technologies Private Limited</w:t>
       </w:r>
       <w:r>
-        <w:t xml:space="preserve"> | Network Support Engineer | Bangalore | Dec 2025 – Present </w:t>
+        <w:t xml:space="preserve"> | Network Support </w:t>
+      </w:r>
+      <w:r>
+        <w:t>Executive</w:t>
+      </w:r>
+      <w:r>
+        <w:t xml:space="preserve">| Bangalore | Dec 2025 – Present </w:t>
       </w:r>
     </w:p>
     <w:p>
@@ -2623,7 +2629,6 @@
   <w:style w:type="character" w:default="1" w:styleId="DefaultParagraphFont">
     <w:name w:val="Default Paragraph Font"/>
     <w:uiPriority w:val="1"/>
-    <w:semiHidden/>
     <w:unhideWhenUsed/>
   </w:style>
   <w:style w:type="table" w:default="1" w:styleId="TableNormal">

--- a/THARUN PUTANI.docx
+++ b/THARUN PUTANI.docx
@@ -210,7 +210,18 @@
     </w:p>
     <w:p>
       <w:r>
-        <w:t xml:space="preserve">Systems-focused L1/L2 Network Support Engineer with a Bachelor’s in Computer Science specializing in Artificial Intelligence, combining expertise in infrastructure monitoring, independent problem-solving, and cross-functional technical escalation. Proven track record in managing system lifecycles, ensuring high availability and reliability, and delivering comprehensive engineering documentation with minimal supervision. </w:t>
+        <w:t xml:space="preserve">Systems-focused Network Support Executive with a </w:t>
+      </w:r>
+      <w:proofErr w:type="spellStart"/>
+      <w:r>
+        <w:t>B.Tech</w:t>
+      </w:r>
+      <w:proofErr w:type="spellEnd"/>
+      <w:r>
+        <w:t xml:space="preserve"> in Computer Science (Artificial Intelligence). Combines hands-on experience in enterprise networking, telemetry monitoring, and incident management with a strong background in Linux administration, Python scripting, and cloud security labs. Experienced in diagnosing infrastructure anomalies, writing clear technical asset documentation, and delivering reliable L1/L2 escalation support.</w:t>
+      </w:r>
+      <w:r>
+        <w:t xml:space="preserve"> </w:t>
       </w:r>
     </w:p>
     <w:p>
@@ -389,12 +400,21 @@
       </w:r>
     </w:p>
     <w:p>
-      <w:r>
-        <w:rPr>
-          <w:b/>
-          <w:bCs/>
-        </w:rPr>
-        <w:t>Ibus Technologies Private Limited</w:t>
+      <w:proofErr w:type="spellStart"/>
+      <w:r>
+        <w:rPr>
+          <w:b/>
+          <w:bCs/>
+        </w:rPr>
+        <w:t>Ibus</w:t>
+      </w:r>
+      <w:proofErr w:type="spellEnd"/>
+      <w:r>
+        <w:rPr>
+          <w:b/>
+          <w:bCs/>
+        </w:rPr>
+        <w:t xml:space="preserve"> Technologies Private Limited</w:t>
       </w:r>
       <w:r>
         <w:t xml:space="preserve"> | Network Support </w:t>
@@ -421,7 +441,13 @@
         <w:t>Systems Monitoring &amp; Telemetry:</w:t>
       </w:r>
       <w:r>
-        <w:t xml:space="preserve"> Act as the first line of defense for enterprise network and system health, performing continuous monitoring, initial log analysis, and alert classification. </w:t>
+        <w:t xml:space="preserve"> </w:t>
+      </w:r>
+      <w:r>
+        <w:t>Monitor enterprise network health and system availability, conducting initial log analysis, alert classification, and root-cause identification</w:t>
+      </w:r>
+      <w:r>
+        <w:t xml:space="preserve">. </w:t>
       </w:r>
     </w:p>
     <w:p>
@@ -436,10 +462,16 @@
           <w:b/>
           <w:bCs/>
         </w:rPr>
-        <w:t>Independent L1/L2 Troubleshooting:</w:t>
-      </w:r>
-      <w:r>
-        <w:t xml:space="preserve"> Execute preliminary diagnostics independently or with minimum supervision on core routing protocols (BGP, OSPF) and essential services (DNS, DHCP, RADIUS) using command-line tools. </w:t>
+        <w:t>L1/L2 Troubleshooting:</w:t>
+      </w:r>
+      <w:r>
+        <w:t xml:space="preserve"> </w:t>
+      </w:r>
+      <w:r>
+        <w:t>Perform independent troubleshooting on core routing protocols (BGP, OSPF) and network services (DNS, DHCP, RADIUS) via Linux command-line tools</w:t>
+      </w:r>
+      <w:r>
+        <w:t xml:space="preserve">. </w:t>
       </w:r>
     </w:p>
     <w:p>
@@ -457,7 +489,13 @@
         <w:t>Incident Lifecycle &amp; Documentation:</w:t>
       </w:r>
       <w:r>
-        <w:t xml:space="preserve"> Manage the incident response lifecycle by documenting network anomalies and generating structured asset documentation for Tier 3 escalation teams. </w:t>
+        <w:t xml:space="preserve"> </w:t>
+      </w:r>
+      <w:r>
+        <w:t>Manage incident response lifecycles, documenting network anomalies and creating structured asset documentation to streamline Tier 3 engineering escalations</w:t>
+      </w:r>
+      <w:r>
+        <w:t xml:space="preserve">. </w:t>
       </w:r>
     </w:p>
     <w:p>
@@ -479,7 +517,16 @@
         <w:t>Security &amp; Reliability Assurance:</w:t>
       </w:r>
       <w:r>
-        <w:t xml:space="preserve"> Verify IPSec/GRE VPN tunnel status, firewall ACLs, and VLAN segmentation to ensure baseline system security and availability are maintained. </w:t>
+        <w:t xml:space="preserve"> </w:t>
+      </w:r>
+      <w:r>
+        <w:t>V</w:t>
+      </w:r>
+      <w:r>
+        <w:t>alidate IPSec/GRE VPN tunnels, firewall ACLs, and VLAN segmentation to ensure security baselines and uptime SLAs</w:t>
+      </w:r>
+      <w:r>
+        <w:t xml:space="preserve">. </w:t>
       </w:r>
     </w:p>
     <w:p>
@@ -501,80 +548,144 @@
       <w:pPr>
         <w:spacing w:line="240" w:lineRule="auto"/>
         <w:ind w:left="90" w:right="-90"/>
-      </w:pPr>
-      <w:r>
-        <w:rPr>
-          <w:b/>
-          <w:bCs/>
-        </w:rPr>
-        <w:t>Systems Engineering &amp; Product Design:</w:t>
-      </w:r>
-      <w:r>
-        <w:t xml:space="preserve"> Systems Design, Lifecycle Management, Reliability &amp; Availability Assurance, Technical Asset Documentation, Requirements Analysis. </w:t>
+        <w:rPr>
+          <w:b/>
+          <w:bCs/>
+        </w:rPr>
+      </w:pPr>
+      <w:r>
+        <w:rPr>
+          <w:b/>
+          <w:bCs/>
+        </w:rPr>
+        <w:t xml:space="preserve">Operating Systems &amp; Infrastructure: </w:t>
+      </w:r>
+      <w:r>
+        <w:t>Linux (Ubuntu/Debian, Fedora), Command-Line Administration, Bash Scripting, Systems Design &amp; Reliability.</w:t>
+      </w:r>
+      <w:r>
+        <w:rPr>
+          <w:b/>
+          <w:bCs/>
+        </w:rPr>
+        <w:t xml:space="preserve"> </w:t>
       </w:r>
     </w:p>
     <w:p>
       <w:pPr>
         <w:spacing w:line="240" w:lineRule="auto"/>
         <w:ind w:left="90" w:right="-90"/>
-      </w:pPr>
-      <w:r>
-        <w:rPr>
-          <w:b/>
-          <w:bCs/>
-        </w:rPr>
-        <w:t>Networking &amp; Infrastructure:</w:t>
-      </w:r>
-      <w:r>
-        <w:t xml:space="preserve"> TCP/IP, BGP, OSPF, DNS, DHCP, Snort IDS, pfSense, Packet Analysis. </w:t>
+        <w:rPr>
+          <w:b/>
+          <w:bCs/>
+        </w:rPr>
+      </w:pPr>
+      <w:r>
+        <w:rPr>
+          <w:b/>
+          <w:bCs/>
+        </w:rPr>
+        <w:t xml:space="preserve">Programming &amp; Automation: </w:t>
+      </w:r>
+      <w:r>
+        <w:t>Python, SQL, Bash, Java, C.</w:t>
+      </w:r>
+      <w:r>
+        <w:rPr>
+          <w:b/>
+          <w:bCs/>
+        </w:rPr>
+        <w:t xml:space="preserve"> </w:t>
       </w:r>
     </w:p>
     <w:p>
       <w:pPr>
         <w:spacing w:line="240" w:lineRule="auto"/>
         <w:ind w:left="90" w:right="-90"/>
-      </w:pPr>
-      <w:r>
-        <w:rPr>
-          <w:b/>
-          <w:bCs/>
-        </w:rPr>
-        <w:t>Programming &amp; Scripting:</w:t>
-      </w:r>
-      <w:r>
-        <w:t xml:space="preserve"> Python, SQL, Bash, Java, C. </w:t>
+        <w:rPr>
+          <w:b/>
+          <w:bCs/>
+        </w:rPr>
+      </w:pPr>
+      <w:r>
+        <w:rPr>
+          <w:b/>
+          <w:bCs/>
+        </w:rPr>
+        <w:t xml:space="preserve">Networking &amp; Protocols: </w:t>
+      </w:r>
+      <w:r>
+        <w:t xml:space="preserve">TCP/IP, BGP, OSPF, DNS, DHCP, RADIUS, IPSec/GRE VPN, Snort IDS, </w:t>
+      </w:r>
+      <w:proofErr w:type="spellStart"/>
+      <w:r>
+        <w:t>pfSense</w:t>
+      </w:r>
+      <w:proofErr w:type="spellEnd"/>
+      <w:r>
+        <w:t>, Packet Analysis (Wireshark).</w:t>
+      </w:r>
+      <w:r>
+        <w:rPr>
+          <w:b/>
+          <w:bCs/>
+        </w:rPr>
+        <w:t xml:space="preserve"> </w:t>
       </w:r>
     </w:p>
     <w:p>
       <w:pPr>
         <w:spacing w:line="240" w:lineRule="auto"/>
         <w:ind w:left="90" w:right="-90"/>
-      </w:pPr>
-      <w:r>
-        <w:rPr>
-          <w:b/>
-          <w:bCs/>
-        </w:rPr>
-        <w:t>Cloud &amp; Deployment:</w:t>
-      </w:r>
-      <w:r>
-        <w:t xml:space="preserve"> Linux, Git, AWS (EC2, S3), Model Deployment. </w:t>
+        <w:rPr>
+          <w:b/>
+          <w:bCs/>
+        </w:rPr>
+      </w:pPr>
+      <w:r>
+        <w:rPr>
+          <w:b/>
+          <w:bCs/>
+        </w:rPr>
+        <w:t>C</w:t>
+      </w:r>
+      <w:r>
+        <w:rPr>
+          <w:b/>
+          <w:bCs/>
+        </w:rPr>
+        <w:t>loud &amp; Security Analytics:</w:t>
+      </w:r>
+      <w:r>
+        <w:t xml:space="preserve"> AWS (EC2, S3, CloudTrail, GuardDuty, IAM), ELK Stack (Elasticsearch, Logstash, Kibana), SIEM, Splunk.</w:t>
+      </w:r>
+      <w:r>
+        <w:rPr>
+          <w:b/>
+          <w:bCs/>
+        </w:rPr>
+        <w:t xml:space="preserve"> </w:t>
       </w:r>
     </w:p>
     <w:p>
       <w:pPr>
         <w:spacing w:line="240" w:lineRule="auto"/>
         <w:ind w:left="90" w:right="-90"/>
-      </w:pPr>
-      <w:r>
-        <w:rPr>
-          <w:b/>
-          <w:bCs/>
-        </w:rPr>
-        <w:t>Data &amp; Security Analytics:</w:t>
-      </w:r>
-      <w:r>
-        <w:t xml:space="preserve"> ELK Stack (Elasticsearch, Logstash, Kibana), SIEM, Splunk. </w:t>
+        <w:rPr>
+          <w:b/>
+          <w:bCs/>
+        </w:rPr>
+      </w:pPr>
+      <w:r>
+        <w:rPr>
+          <w:b/>
+          <w:bCs/>
+        </w:rPr>
+        <w:lastRenderedPageBreak/>
+        <w:t xml:space="preserve">Operations &amp; Engineering: </w:t>
+      </w:r>
+      <w:r>
+        <w:t>Incident Response Lifecycle, Asset &amp; Technical Documentation, Alert Classification, Root-Cause Analysis</w:t>
       </w:r>
     </w:p>
     <w:p>
@@ -595,7 +706,6 @@
           <w:b/>
           <w:bCs/>
         </w:rPr>
-        <w:lastRenderedPageBreak/>
         <w:t>ACHIEVEMENTS</w:t>
       </w:r>
     </w:p>
@@ -638,7 +748,23 @@
           <w:b/>
           <w:bCs/>
         </w:rPr>
-        <w:t>Hybrid Virtual Security Operations Center (vSOC) &amp; Network Monitoring Lab</w:t>
+        <w:t>Hybrid Virtual Security Operations Center (</w:t>
+      </w:r>
+      <w:proofErr w:type="spellStart"/>
+      <w:r>
+        <w:rPr>
+          <w:b/>
+          <w:bCs/>
+        </w:rPr>
+        <w:t>vSOC</w:t>
+      </w:r>
+      <w:proofErr w:type="spellEnd"/>
+      <w:r>
+        <w:rPr>
+          <w:b/>
+          <w:bCs/>
+        </w:rPr>
+        <w:t>) &amp; Network Monitoring Lab</w:t>
       </w:r>
       <w:r>
         <w:t xml:space="preserve"> |  (Networking) </w:t>
@@ -652,7 +778,15 @@
         </w:numPr>
       </w:pPr>
       <w:r>
-        <w:t xml:space="preserve">Designed and deployed a multi-tier virtualized system environment to simulate operational stress, physical forms, and defensive monitoring. Implemented pfSense for network segmentation and integrated an ELK Stack via Security Onion to ingest telemetry and ensure system reliability. </w:t>
+        <w:t xml:space="preserve">Designed and deployed a multi-tier virtualized system environment to simulate operational stress, physical forms, and defensive monitoring. Implemented </w:t>
+      </w:r>
+      <w:proofErr w:type="spellStart"/>
+      <w:r>
+        <w:t>pfSense</w:t>
+      </w:r>
+      <w:proofErr w:type="spellEnd"/>
+      <w:r>
+        <w:t xml:space="preserve"> for network segmentation and integrated an ELK Stack via Security Onion to ingest telemetry and ensure system reliability. </w:t>
       </w:r>
     </w:p>
     <w:p>
@@ -698,7 +832,10 @@
         </w:numPr>
       </w:pPr>
       <w:r>
-        <w:t xml:space="preserve">Engineered a real-time accident detection product prototype optimized for high-speed performance, precision, and immediate emergency alerting. </w:t>
+        <w:t xml:space="preserve">Deployed a cloud telemetry environment on AWS to capture API activity logs and run automated threat analysis routines. </w:t>
+      </w:r>
+      <w:r>
+        <w:t xml:space="preserve"> </w:t>
       </w:r>
     </w:p>
     <w:p>
@@ -792,6 +929,17 @@
       </w:pPr>
       <w:r>
         <w:t xml:space="preserve">Splunk - Data and Tools for Defense Analysts </w:t>
+      </w:r>
+    </w:p>
+    <w:p>
+      <w:pPr>
+        <w:numPr>
+          <w:ilvl w:val="0"/>
+          <w:numId w:val="8"/>
+        </w:numPr>
+      </w:pPr>
+      <w:r>
+        <w:t>School of AI Certified Cloud Practitioner (Foundational)</w:t>
       </w:r>
     </w:p>
     <w:p/>
